--- a/klagomål/Kölavallhöjden FSC-klagomål.docx
+++ b/klagomål/Kölavallhöjden FSC-klagomål.docx
@@ -168,7 +168,7 @@
     </w:p>
     <w:p>
       <w:r>
-        <w:t>Detta klagomål behandlar höga naturvärden i avverkningsanmälan Kölavallhöjden i Bergs kommun som inkom 2026-07-13 och omfattar 57,8 ha.</w:t>
+        <w:t>Detta klagomål behandlar höga naturvärden i avverkningsanmälan Kölavallhöjden i Bergs kommun som inkom 2026-07-14 och omfattar 57,8 ha.</w:t>
       </w:r>
     </w:p>
     <w:p>
@@ -1665,7 +1665,7 @@
     <w:r>
       <w:tab/>
       <w:tab/>
-      <w:t>2026-07-13</w:t>
+      <w:t>2026-07-14</w:t>
       <w:br/>
       <w:br/>
     </w:r>

--- a/klagomål/Kölavallhöjden FSC-klagomål.docx
+++ b/klagomål/Kölavallhöjden FSC-klagomål.docx
@@ -168,7 +168,7 @@
     </w:p>
     <w:p>
       <w:r>
-        <w:t>Detta klagomål behandlar höga naturvärden i avverkningsanmälan Kölavallhöjden i Bergs kommun som inkom 2026-07-14 och omfattar 57,8 ha.</w:t>
+        <w:t>Detta klagomål behandlar höga naturvärden i avverkningsanmälan Kölavallhöjden i Bergs kommun som inkom 2026-07-15 och omfattar 57,8 ha.</w:t>
       </w:r>
     </w:p>
     <w:p>
@@ -1665,7 +1665,7 @@
     <w:r>
       <w:tab/>
       <w:tab/>
-      <w:t>2026-07-14</w:t>
+      <w:t>2026-07-15</w:t>
       <w:br/>
       <w:br/>
     </w:r>

--- a/klagomål/Kölavallhöjden FSC-klagomål.docx
+++ b/klagomål/Kölavallhöjden FSC-klagomål.docx
@@ -168,7 +168,7 @@
     </w:p>
     <w:p>
       <w:r>
-        <w:t>Detta klagomål behandlar höga naturvärden i avverkningsanmälan Kölavallhöjden i Bergs kommun som inkom 2026-07-15 och omfattar 57,8 ha.</w:t>
+        <w:t>Detta klagomål behandlar höga naturvärden i avverkningsanmälan Kölavallhöjden i Bergs kommun som inkom 2026-07-16 och omfattar 57,8 ha.</w:t>
       </w:r>
     </w:p>
     <w:p>
@@ -1665,7 +1665,7 @@
     <w:r>
       <w:tab/>
       <w:tab/>
-      <w:t>2026-07-15</w:t>
+      <w:t>2026-07-16</w:t>
       <w:br/>
       <w:br/>
     </w:r>

--- a/klagomål/Kölavallhöjden FSC-klagomål.docx
+++ b/klagomål/Kölavallhöjden FSC-klagomål.docx
@@ -168,7 +168,7 @@
     </w:p>
     <w:p>
       <w:r>
-        <w:t>Detta klagomål behandlar höga naturvärden i avverkningsanmälan Kölavallhöjden i Bergs kommun som inkom 2026-07-16 och omfattar 57,8 ha.</w:t>
+        <w:t>Detta klagomål behandlar höga naturvärden i avverkningsanmälan Kölavallhöjden i Bergs kommun som inkom 2026-07-17 och omfattar 57,8 ha.</w:t>
       </w:r>
     </w:p>
     <w:p>
@@ -1665,7 +1665,7 @@
     <w:r>
       <w:tab/>
       <w:tab/>
-      <w:t>2026-07-16</w:t>
+      <w:t>2026-07-17</w:t>
       <w:br/>
       <w:br/>
     </w:r>

--- a/klagomål/Kölavallhöjden FSC-klagomål.docx
+++ b/klagomål/Kölavallhöjden FSC-klagomål.docx
@@ -168,7 +168,7 @@
     </w:p>
     <w:p>
       <w:r>
-        <w:t>Detta klagomål behandlar höga naturvärden i avverkningsanmälan Kölavallhöjden i Bergs kommun som inkom 2026-07-17 och omfattar 57,8 ha.</w:t>
+        <w:t>Detta klagomål behandlar höga naturvärden i avverkningsanmälan Kölavallhöjden i Bergs kommun som inkom 2026-07-18 och omfattar 57,8 ha.</w:t>
       </w:r>
     </w:p>
     <w:p>
@@ -1665,7 +1665,7 @@
     <w:r>
       <w:tab/>
       <w:tab/>
-      <w:t>2026-07-17</w:t>
+      <w:t>2026-07-18</w:t>
       <w:br/>
       <w:br/>
     </w:r>

--- a/klagomål/Kölavallhöjden FSC-klagomål.docx
+++ b/klagomål/Kölavallhöjden FSC-klagomål.docx
@@ -168,7 +168,7 @@
     </w:p>
     <w:p>
       <w:r>
-        <w:t>Detta klagomål behandlar höga naturvärden i avverkningsanmälan Kölavallhöjden i Bergs kommun som inkom 2026-07-18 och omfattar 57,8 ha.</w:t>
+        <w:t>Detta klagomål behandlar höga naturvärden i avverkningsanmälan Kölavallhöjden i Bergs kommun som inkom 2026-07-19 och omfattar 57,8 ha.</w:t>
       </w:r>
     </w:p>
     <w:p>
@@ -1665,7 +1665,7 @@
     <w:r>
       <w:tab/>
       <w:tab/>
-      <w:t>2026-07-18</w:t>
+      <w:t>2026-07-19</w:t>
       <w:br/>
       <w:br/>
     </w:r>

--- a/klagomål/Kölavallhöjden FSC-klagomål.docx
+++ b/klagomål/Kölavallhöjden FSC-klagomål.docx
@@ -168,7 +168,7 @@
     </w:p>
     <w:p>
       <w:r>
-        <w:t>Detta klagomål behandlar höga naturvärden i avverkningsanmälan Kölavallhöjden i Bergs kommun som inkom 2026-07-19 och omfattar 57,8 ha.</w:t>
+        <w:t>Detta klagomål behandlar höga naturvärden i avverkningsanmälan Kölavallhöjden i Bergs kommun som inkom 2026-07-20 och omfattar 57,8 ha.</w:t>
       </w:r>
     </w:p>
     <w:p>
@@ -1665,7 +1665,7 @@
     <w:r>
       <w:tab/>
       <w:tab/>
-      <w:t>2026-07-19</w:t>
+      <w:t>2026-07-20</w:t>
       <w:br/>
       <w:br/>
     </w:r>
